--- a/testakten/statusfeststellung-gmbh-geschaeftsfuehrer-minderheit-erlangen/05_c0032_feststellungsbogen_ausgefuellt.docx
+++ b/testakten/statusfeststellung-gmbh-geschaeftsfuehrer-minderheit-erlangen/05_c0032_feststellungsbogen_ausgefuellt.docx
@@ -7,7 +7,7 @@
         <w:pStyle w:val="Heading1"/>
       </w:pPr>
       <w:r>
-        <w:t>Feststellungsbogen C0032, ausgefuellte Fassung</w:t>
+        <w:t>Feststellungsbogen C0032, ausgefüllte Fassung</w:t>
       </w:r>
     </w:p>
     <w:p>
@@ -18,7 +18,7 @@
           <w:i w:val="0"/>
           <w:sz w:val="22"/>
         </w:rPr>
-        <w:t>Deutsche Rentenversicherung Bund - Feststellung des sozialversicherungsrechtlichen Status eines Gesellschafter-Geschaeftsfuehrers</w:t>
+        <w:t>Deutsche Rentenversicherung Bund - Feststellung des sozialversicherungsrechtlichen Status eines Gesellschafter-Geschäftsführers</w:t>
       </w:r>
     </w:p>
     <w:p>
@@ -29,7 +29,7 @@
           <w:i w:val="0"/>
           <w:sz w:val="22"/>
         </w:rPr>
-        <w:t>Ausgefuellt von: Caroline Benkert, CFO Neuralis MedTech GmbH - Datum: 25.08.2023</w:t>
+        <w:t>Ausgefüllt von: Caroline Benkert, CFO Neuralis MedTech GmbH - Datum: 25.08.2023</w:t>
       </w:r>
     </w:p>
     <w:p>
@@ -48,7 +48,7 @@
           <w:i w:val="0"/>
           <w:sz w:val="22"/>
         </w:rPr>
-        <w:t>1.1 Hoehe der Kapitalbeteiligung des Geschaeftsfuehrers am Stammkapital: 32 Prozent.</w:t>
+        <w:t>1.1 Höhe der Kapitalbeteiligung des Geschäftsführers am Stammkapital: 32 Prozent.</w:t>
       </w:r>
     </w:p>
     <w:p>
@@ -59,7 +59,7 @@
           <w:i w:val="0"/>
           <w:sz w:val="22"/>
         </w:rPr>
-        <w:t>1.2 Bestehen gesellschaftsvertragliche Sonderrechte (Vetorecht, Sperrminoritaet)? Zum Zeitpunkt der Antragstellung: Nein. Eine Sperrminoritaet fuer das Ressort Entwicklung wurde erst am 19.09.2025 nachtraeglich eingefuehrt, siehe Nachtragsurkunde.</w:t>
+        <w:t>1.2 Bestehen gesellschaftsvertragliche Sonderrechte (Vetorecht, Sperrminorität)? Zum Zeitpunkt der Antragstellung: Nein. Eine Sperrminorität für das Ressort Entwicklung wurde erst am 19.09.2025 nachträglich eingeführt, siehe Nachtragsurkunde.</w:t>
       </w:r>
     </w:p>
     <w:p>
@@ -70,7 +70,7 @@
           <w:i w:val="0"/>
           <w:sz w:val="22"/>
         </w:rPr>
-        <w:t>1.3 Kann der Geschaeftsfuehrer Beschluesse der Gesellschafterversammlung mit einfacher Mehrheit verhindern? Nein.</w:t>
+        <w:t>1.3 Kann der Geschäftsführer Beschlüsse der Gesellschafterversammlung mit einfacher Mehrheit verhindern? Nein.</w:t>
       </w:r>
     </w:p>
     <w:p>
@@ -81,7 +81,7 @@
           <w:i w:val="0"/>
           <w:sz w:val="22"/>
         </w:rPr>
-        <w:t>1.4 Kann der Geschaeftsfuehrer Beschluesse mit qualifizierter Mehrheit (75 Prozent) verhindern? Ja, da 25 Prozent zur Verhinderung genuegen und er 32 Prozent haelt.</w:t>
+        <w:t>1.4 Kann der Geschäftsführer Beschlüsse mit qualifizierter Mehrheit (75 Prozent) verhindern? Ja, da 25 Prozent zur Verhinderung genügen und er 32 Prozent hält.</w:t>
       </w:r>
     </w:p>
     <w:p>
@@ -100,7 +100,7 @@
           <w:i w:val="0"/>
           <w:sz w:val="22"/>
         </w:rPr>
-        <w:t>2.1 Unterliegt der Geschaeftsfuehrer einer Geschaeftsordnung mit Zustimmungsvorbehalten? Ja, siehe Gesellschaftsvertrag Paragraf 7.3 (Beirat).</w:t>
+        <w:t>2.1 Unterliegt der Geschäftsführer einer Geschäftsordnung mit Zustimmungsvorbehalten? Ja, siehe Gesellschaftsvertrag Paragraf 7.3 (Beirat).</w:t>
       </w:r>
     </w:p>
     <w:p>
@@ -111,7 +111,7 @@
           <w:i w:val="0"/>
           <w:sz w:val="22"/>
         </w:rPr>
-        <w:t>2.2 Wurden dem Geschaeftsfuehrer seit Vertragsbeginn Weisungen erteilt? Angabe der Gesellschaft: Der Beirat hat am 06.05.2026 die Weisung erteilt, zwei Entwicklerstellen erst nach Finanzierungszusage zu besetzen. Am 14.02.2025 wurde die zweite klinische Studie um drei Monate verschoben.</w:t>
+        <w:t>2.2 Wurden dem Geschäftsführer seit Vertragsbeginn Weisungen erteilt? Angabe der Gesellschaft: Der Beirat hat am 06.05.2026 die Weisung erteilt, zwei Entwicklerstellen erst nach Finanzierungszusage zu besetzen. Am 14.02.2025 wurde die zweite klinische Studie um drei Monate verschoben.</w:t>
       </w:r>
     </w:p>
     <w:p>
@@ -133,7 +133,7 @@
           <w:i w:val="0"/>
           <w:sz w:val="22"/>
         </w:rPr>
-        <w:t>2.4 Urlaubsanspruch vertraglich geregelt? Ja, 30 Arbeitstage, Abstimmung mit dem Beiratsvorsitzenden erforderlich (Stand bei Antragstellung 2023, seit Nachtrag 2025 fuer das Ressort Entwicklung nicht mehr erforderlich).</w:t>
+        <w:t>2.4 Urlaubsanspruch vertraglich geregelt? Ja, 30 Arbeitstage, Abstimmung mit dem Beiratsvorsitzenden erforderlich (Stand bei Antragstellung 2023, seit Nachtrag 2025 für das Ressort Entwicklung nicht mehr erforderlich).</w:t>
       </w:r>
     </w:p>
     <w:p>
@@ -163,7 +163,7 @@
           <w:i w:val="0"/>
           <w:sz w:val="22"/>
         </w:rPr>
-        <w:t>3.1 Feste oder variable Verguetung? Feste Verguetung 12000 EUR monatlich, variable Verguetung bis 40000 EUR jaehrlich nach Meilensteinen.</w:t>
+        <w:t>3.1 Feste oder variable Vergütung? Feste Vergütung 12000 EUR monatlich, variable Vergütung bis 40000 EUR jährlich nach Meilensteinen.</w:t>
       </w:r>
     </w:p>
     <w:p>
@@ -174,7 +174,7 @@
           <w:i w:val="0"/>
           <w:sz w:val="22"/>
         </w:rPr>
-        <w:t>3.2 Wurde die variable Verguetung in der Vergangenheit tatsaechlich in voller Hoehe, teilweise oder gar nicht gezahlt? Angabe der Gesellschaft: 2023 stand aus, 2024 wurden 30000 EUR von moeglichen 40000 EUR gezahlt, 2025 wurde die variable Verguetung auf Beschluss der Gesellschafterversammlung vom 18.07.2024 vollstaendig gestrichen.</w:t>
+        <w:t>3.2 Wurde die variable Vergütung in der Vergangenheit tatsächlich in voller Höhe, teilweise oder gar nicht gezahlt? Angabe der Gesellschaft: 2023 stand aus, 2024 wurden 30000 EUR von möglichen 40000 EUR gezahlt, 2025 wurde die variable Vergütung auf Beschluss der Gesellschafterversammlung vom 18.07.2024 vollständig gestrichen.</w:t>
       </w:r>
     </w:p>
     <w:p>
@@ -185,7 +185,7 @@
           <w:i w:val="0"/>
           <w:sz w:val="22"/>
         </w:rPr>
-        <w:t>3.3 Hat der Geschaeftsfuehrer Sicherheiten fuer die Gesellschaft uebernommen? Ja, persoenliche Buergschaft gegenueber der Hausbank in Hoehe von 400000 EUR, uebernommen am 03.06.2021 im Zusammenhang mit einem Investitionskredit fuer das Labor.</w:t>
+        <w:t>3.3 Hat der Geschäftsführer Sicherheiten für die Gesellschaft übernommen? Ja, persönliche Bürgschaft gegenüber der Hausbank in Höhe von 400000 EUR, übernommen am 03.06.2021 im Zusammenhang mit einem Investitionskredit für das Labor.</w:t>
       </w:r>
     </w:p>
     <w:p>
@@ -196,7 +196,7 @@
           <w:i w:val="0"/>
           <w:sz w:val="22"/>
         </w:rPr>
-        <w:t>3.4 Hat der Geschaeftsfuehrer der Gesellschaft Darlehen gewaehrt? Ja, 60000 EUR im Jahr 2024 zu drei Prozent Zinsen.</w:t>
+        <w:t>3.4 Hat der Geschäftsführer der Gesellschaft Darlehen gewährt? Ja, 60000 EUR im Jahr 2024 zu drei Prozent Zinsen.</w:t>
       </w:r>
     </w:p>
     <w:p>
@@ -215,7 +215,7 @@
           <w:i w:val="0"/>
           <w:sz w:val="22"/>
         </w:rPr>
-        <w:t>4.1 Ist der Geschaeftsfuehrer Mitgruender? Ja, Gruendung 2019 als Alleingesellschafter, Reduzierung auf 32 Prozent im Zuge der Finanzierungsrunde 2021.</w:t>
+        <w:t>4.1 Ist der Geschäftsführer Mitgründer? Ja, Gründung 2019 als Alleingesellschafter, Reduzierung auf 32 Prozent im Zuge der Finanzierungsrunde 2021.</w:t>
       </w:r>
     </w:p>
     <w:p>
@@ -226,7 +226,7 @@
           <w:i w:val="0"/>
           <w:sz w:val="22"/>
         </w:rPr>
-        <w:t>4.2 Verfuegt der Geschaeftsfuehrer ueber technisches Fachwissen, ohne das der Betrieb nicht fortgefuehrt werden koennte? Angabe der Gesellschaft: Herr Dr. Vogt ist alleiniger Erfinder beziehungsweise Miterfinder der Patentfamilie NLM-4.</w:t>
+        <w:t>4.2 Verfügt der Geschäftsführer über technisches Fachwissen, ohne das der Betrieb nicht fortgeführtt werden könnte? Angabe der Gesellschaft: Herr Dr. Vogt ist alleiniger Erfinder beziehungsweise Miterfinder der Patentfamilie NLM-4.</w:t>
       </w:r>
     </w:p>
     <w:p>
@@ -237,22 +237,11 @@
           <w:i w:val="0"/>
           <w:sz w:val="22"/>
         </w:rPr>
-        <w:t>Erklaerung: Die Angaben wurden nach bestem Wissen gemacht. Rueckfragen der Clearingstelle sind moeglich.</w:t>
-      </w:r>
-    </w:p>
-    <w:p>
-      <w:r>
-        <w:rPr>
-          <w:rFonts w:ascii="Times New Roman" w:hAnsi="Times New Roman"/>
-          <w:b w:val="0"/>
-          <w:i w:val="0"/>
-          <w:sz w:val="22"/>
-        </w:rPr>
-        <w:t>Formathinweis: Dieses Aktenstück wird in Times New Roman, 11 pt, mit ausschließlich dezimaler Gliederung ausgegeben.</w:t>
+        <w:t>Erklärung: Die Angaben wurden nach bestem Wissen gemacht. Rückfragen der Clearingstelle sind möglich.</w:t>
       </w:r>
     </w:p>
     <w:sectPr>
-      <w:pgSz w:w="12240" w:h="15840"/>
+      <w:pgSz w:w="11906" w:h="16838"/>
       <w:pgMar w:top="1440" w:right="1800" w:bottom="1440" w:left="1800" w:header="720" w:footer="720" w:gutter="0"/>
       <w:cols w:space="720"/>
       <w:docGrid w:linePitch="360"/>
